--- a/docs/manuali/manuale_cucina.docx
+++ b/docs/manuali/manuale_cucina.docx
@@ -6504,6 +6504,36 @@
     </w:p>
     <w:p>
       <w:pPr>
+        <w:spacing w:before="0" w:after="20"/>
+      </w:pPr>
+      <w:r>
+        <w:rPr>
+          <w:rFonts w:ascii="Calibri" w:hAnsi="Calibri"/>
+          <w:b/>
+          <w:i w:val="0"/>
+          <w:color w:val="16213E"/>
+          <w:sz w:val="22"/>
+        </w:rPr>
+        <w:t>Assistenza:  Daniele Speziale — DS Consulting</w:t>
+      </w:r>
+    </w:p>
+    <w:p>
+      <w:pPr>
+        <w:spacing w:before="0" w:after="160"/>
+      </w:pPr>
+      <w:r>
+        <w:rPr>
+          <w:rFonts w:ascii="Calibri" w:hAnsi="Calibri"/>
+          <w:b/>
+          <w:i w:val="0"/>
+          <w:color w:val="E94560"/>
+          <w:sz w:val="22"/>
+        </w:rPr>
+        <w:t>dspeziale@gmail.com   ·   +39 352 0150489</w:t>
+      </w:r>
+    </w:p>
+    <w:p>
+      <w:pPr>
         <w:spacing w:before="0" w:after="40"/>
       </w:pPr>
       <w:r>

--- a/docs/manuali/manuale_cucina.docx
+++ b/docs/manuali/manuale_cucina.docx
@@ -926,7 +926,7 @@
           <w:color w:val="6C757D"/>
           <w:sz w:val="21"/>
         </w:rPr>
-        <w:t>Prodotti preparati in anticipo e messi nel cesto a libero servizio. Qui non esiste un ordine: il cliente prende il pezzo, inquadra il QR dell'etichetta col telefono e paga dal proprio wallet. L'etichetta è il documento di vendita.</w:t>
+        <w:t>Prodotti preparati in anticipo e messi nel cesto a libero servizio. Qui non esiste un ordine: il cliente prende il pezzo, inquadra il QR dell'etichetta col telefono e paga dal proprio wallet — oppure, se il portafoglio prepagato è disattivato, la vendita si registra e il conto si salda in cassa. L'etichetta è il documento di vendita.</w:t>
       </w:r>
     </w:p>
     <w:tbl>
@@ -1706,7 +1706,7 @@
                 <w:color w:val="343A40"/>
                 <w:sz w:val="20"/>
               </w:rPr>
-              <w:t xml:space="preserve">Dal momento in cui il pezzo è nel cesto la vendita è automatica: il cliente inquadra, conferma e l'importo viene scalato dal suo wallet. L'etichetta passa da </w:t>
+              <w:t xml:space="preserve">Dal momento in cui il pezzo è nel cesto la vendita è automatica: il cliente inquadra, conferma e l'importo viene scalato dal suo wallet (con il portafoglio disattivato la vendita viene comunque registrata e il cliente paga in cassa). L'etichetta passa da </w:t>
             </w:r>
             <w:r>
               <w:rPr>
@@ -3481,7 +3481,7 @@
           <w:color w:val="6C757D"/>
           <w:sz w:val="21"/>
         </w:rPr>
-        <w:t>Panini, insalate e poke composti dal cliente ingrediente per ingrediente. Arrivano in cucina già pagati: l'importo è stato scalato dal wallet alla conferma dell'ordine, quindi non c'è nulla da incassare, solo da produrre nell'orario giusto.</w:t>
+        <w:t>Panini, insalate e poke composti dal cliente ingrediente per ingrediente. Con il portafoglio attivo arrivano in cucina già pagati (l'importo è scalato alla conferma) e non c'è nulla da incassare; con il portafoglio disattivato il cliente paga alla cassa al ritiro. In entrambi i casi, qui si produce nell'orario giusto.</w:t>
       </w:r>
     </w:p>
     <w:tbl>
@@ -5418,6 +5418,16 @@
                 <w:sz w:val="20"/>
               </w:rPr>
               <w:t>rimborsa automaticamente il wallet del cliente</w:t>
+            </w:r>
+            <w:r>
+              <w:rPr>
+                <w:rFonts w:ascii="Calibri" w:hAnsi="Calibri"/>
+                <w:b w:val="0"/>
+                <w:i w:val="0"/>
+                <w:color w:val="343A40"/>
+                <w:sz w:val="20"/>
+              </w:rPr>
+              <w:t xml:space="preserve"> (quando il portafoglio è attivo)</w:t>
             </w:r>
             <w:r>
               <w:rPr>

--- a/docs/manuali/manuale_cucina.docx
+++ b/docs/manuali/manuale_cucina.docx
@@ -4298,6 +4298,41 @@
                 <w:sz w:val="20"/>
               </w:rPr>
               <w:t xml:space="preserve"> in alto a destra, il nome del cliente, gli articoli di menu e — per ogni prodotto del builder — l'elenco completo degli ingredienti scelti.</w:t>
+            </w:r>
+          </w:p>
+          <w:p>
+            <w:pPr>
+              <w:spacing w:before="0" w:after="60"/>
+            </w:pPr>
+            <w:r>
+              <w:rPr>
+                <w:rFonts w:ascii="Calibri" w:hAnsi="Calibri"/>
+                <w:b w:val="0"/>
+                <w:i w:val="0"/>
+                <w:color w:val="343A40"/>
+                <w:sz w:val="20"/>
+              </w:rPr>
+              <w:t xml:space="preserve">Il cliente compare come </w:t>
+            </w:r>
+            <w:r>
+              <w:rPr>
+                <w:rFonts w:ascii="Calibri" w:hAnsi="Calibri"/>
+                <w:b/>
+                <w:i w:val="0"/>
+                <w:color w:val="16213E"/>
+                <w:sz w:val="20"/>
+              </w:rPr>
+              <w:t>"Mario R."</w:t>
+            </w:r>
+            <w:r>
+              <w:rPr>
+                <w:rFonts w:ascii="Calibri" w:hAnsi="Calibri"/>
+                <w:b w:val="0"/>
+                <w:i w:val="0"/>
+                <w:color w:val="343A40"/>
+                <w:sz w:val="20"/>
+              </w:rPr>
+              <w:t>: nome per esteso e cognome puntato. E la forma usata su tutto quello che si vede o si stampa, display e tagliandi compresi, perche una lista appesa non deve esporre l'anagrafica.</w:t>
             </w:r>
           </w:p>
           <w:p>

--- a/docs/manuali/manuale_cucina.docx
+++ b/docs/manuali/manuale_cucina.docx
@@ -5362,6 +5362,142 @@
                 <w:sz w:val="20"/>
               </w:rPr>
               <w:t>: sullo scontrino quella riga resta vuota. Trattalo come priorità immediata.</w:t>
+            </w:r>
+          </w:p>
+        </w:tc>
+      </w:tr>
+    </w:tbl>
+    <w:p>
+      <w:pPr>
+        <w:spacing w:before="0" w:after="0"/>
+      </w:pPr>
+      <w:r>
+        <w:rPr>
+          <w:rFonts w:ascii="Calibri" w:hAnsi="Calibri"/>
+          <w:b w:val="0"/>
+          <w:i w:val="0"/>
+          <w:sz w:val="10"/>
+        </w:rPr>
+      </w:r>
+    </w:p>
+    <w:tbl>
+      <w:tblPr>
+        <w:tblW w:type="auto" w:w="0"/>
+        <w:tblLook w:firstColumn="1" w:firstRow="1" w:lastColumn="0" w:lastRow="0" w:noHBand="0" w:noVBand="1" w:val="04A0"/>
+        <w:jc w:val="left"/>
+        <w:tblBorders>
+          <w:top w:val="nil"/>
+          <w:left w:val="nil"/>
+          <w:bottom w:val="nil"/>
+          <w:right w:val="nil"/>
+          <w:insideH w:val="nil"/>
+          <w:insideV w:val="nil"/>
+        </w:tblBorders>
+      </w:tblPr>
+      <w:tblGrid>
+        <w:gridCol w:w="9412"/>
+      </w:tblGrid>
+      <w:tr>
+        <w:tc>
+          <w:tcPr>
+            <w:tcW w:type="dxa" w:w="9412"/>
+            <w:shd w:val="clear" w:color="auto" w:fill="FDF6E7"/>
+            <w:tcBorders>
+              <w:top w:val="single" w:sz="18" w:space="0" w:color="E8EBEE"/>
+              <w:bottom w:val="single" w:sz="18" w:space="0" w:color="E8EBEE"/>
+              <w:left w:val="single" w:sz="18" w:space="0" w:color="E67E22"/>
+              <w:right w:val="single" w:sz="18" w:space="0" w:color="E8EBEE"/>
+            </w:tcBorders>
+            <w:tcMar>
+              <w:top w:w="90" w:type="dxa"/>
+              <w:bottom w:w="90" w:type="dxa"/>
+              <w:left w:w="140" w:type="dxa"/>
+              <w:right w:w="110" w:type="dxa"/>
+            </w:tcMar>
+          </w:tcPr>
+          <w:p>
+            <w:pPr>
+              <w:spacing w:before="0" w:after="60"/>
+            </w:pPr>
+            <w:r>
+              <w:rPr>
+                <w:rFonts w:ascii="PT Sans Narrow" w:hAnsi="PT Sans Narrow"/>
+                <w:b/>
+                <w:i w:val="0"/>
+                <w:color w:val="E67E22"/>
+                <w:sz w:val="17"/>
+              </w:rPr>
+              <w:t>SE UN CLIENTE DISDICE IL PASTO DAL TELEFONO</w:t>
+            </w:r>
+          </w:p>
+          <w:p>
+            <w:pPr>
+              <w:spacing w:before="0" w:after="80"/>
+            </w:pPr>
+            <w:r>
+              <w:rPr>
+                <w:rFonts w:ascii="Calibri" w:hAnsi="Calibri"/>
+                <w:b w:val="0"/>
+                <w:i w:val="0"/>
+                <w:color w:val="343A40"/>
+                <w:sz w:val="20"/>
+              </w:rPr>
+              <w:t xml:space="preserve">Il promemoria del pasto aziendale ha due bottoni. Quando un dipendente risponde </w:t>
+            </w:r>
+            <w:r>
+              <w:rPr>
+                <w:rFonts w:ascii="Calibri" w:hAnsi="Calibri"/>
+                <w:b/>
+                <w:i w:val="0"/>
+                <w:color w:val="16213E"/>
+                <w:sz w:val="20"/>
+              </w:rPr>
+              <w:t>No, non vengo</w:t>
+            </w:r>
+            <w:r>
+              <w:rPr>
+                <w:rFonts w:ascii="Calibri" w:hAnsi="Calibri"/>
+                <w:b w:val="0"/>
+                <w:i w:val="0"/>
+                <w:color w:val="343A40"/>
+                <w:sz w:val="20"/>
+              </w:rPr>
+              <w:t>, sul canale Telegram dello staff arriva "Pasto annullato dal cliente" con nome, menu e orario.</w:t>
+            </w:r>
+          </w:p>
+          <w:p>
+            <w:pPr>
+              <w:spacing w:before="0" w:after="0"/>
+            </w:pPr>
+            <w:r>
+              <w:rPr>
+                <w:rFonts w:ascii="Calibri" w:hAnsi="Calibri"/>
+                <w:b w:val="0"/>
+                <w:i w:val="0"/>
+                <w:color w:val="343A40"/>
+                <w:sz w:val="20"/>
+              </w:rPr>
+              <w:t xml:space="preserve">Quel pasto </w:t>
+            </w:r>
+            <w:r>
+              <w:rPr>
+                <w:rFonts w:ascii="Calibri" w:hAnsi="Calibri"/>
+                <w:b/>
+                <w:i w:val="0"/>
+                <w:color w:val="16213E"/>
+                <w:sz w:val="20"/>
+              </w:rPr>
+              <w:t>non va preparato</w:t>
+            </w:r>
+            <w:r>
+              <w:rPr>
+                <w:rFonts w:ascii="Calibri" w:hAnsi="Calibri"/>
+                <w:b w:val="0"/>
+                <w:i w:val="0"/>
+                <w:color w:val="343A40"/>
+                <w:sz w:val="20"/>
+              </w:rPr>
+              <w:t>: la prenotazione e gia annullata e non compare piu nella lista di produzione. Se lo avevi gia impiattato, avvisa il banco: l'invenduto va registrato come tale, non riconsegnato.</w:t>
             </w:r>
           </w:p>
         </w:tc>
